--- a/Youtrimers_Recommendation_Engine_Scoring.docx
+++ b/Youtrimers_Recommendation_Engine_Scoring.docx
@@ -517,6 +517,8 @@
                 <w:kern w:val="0"/>
                 <w:sz w:val="22"/>
                 <w:szCs w:val="22"/>
+                <w:highlight w:val="none"/>
+                <w:shd w:fill="FFFF00" w:val="clear"/>
                 <w:lang w:val="en-US" w:eastAsia="en-US" w:bidi="ar-SA"/>
               </w:rPr>
             </w:pPr>
@@ -527,6 +529,7 @@
                 <w:kern w:val="0"/>
                 <w:sz w:val="19"/>
                 <w:szCs w:val="22"/>
+                <w:shd w:fill="FFFF00" w:val="clear"/>
                 <w:lang w:val="en-US" w:eastAsia="en-US" w:bidi="ar-SA"/>
               </w:rPr>
               <w:t>Filtering</w:t>
